--- a/ky/wisdom-stories/mercedes.docx
+++ b/ky/wisdom-stories/mercedes.docx
@@ -14,7 +14,7 @@
           <w:color w:val="000000"/>
           <w:sz w:val="52"/>
         </w:rPr>
-        <w:t>Mercedes</w:t>
+        <w:t>Мерседес</w:t>
       </w:r>
     </w:p>
     <w:p>
@@ -28,7 +28,7 @@
           <w:color w:val="000000"/>
           <w:sz w:val="22"/>
         </w:rPr>
-        <w:t>Mercedes — анын негиздөөчүсүнүн фамилиясы да, ири автомобиль компаниясынын аты да эмес эле. Бул унааларга ашык болгон бир атанын кызынын аты болчу.</w:t>
+        <w:t>Мерседес — анын негиздөөчүсүнүн фамилиясы да, ири автомобиль компаниясынын аты да эмес эле. Бул унааларга ашык болгон бир атанын кызынын аты болчу.</w:t>
       </w:r>
     </w:p>
     <w:p>
@@ -70,7 +70,7 @@
           <w:color w:val="000000"/>
           <w:sz w:val="22"/>
         </w:rPr>
-        <w:t>Ал «Mercedes» деп атаган автомобиль катышкан жарыштарда удаа-удаа жеңишке жетти.</w:t>
+        <w:t>Ал «Мерседес» деп атаган автомобиль катышкан жарыштарда удаа-удаа жеңишке жетти.</w:t>
       </w:r>
     </w:p>
     <w:p>
@@ -84,7 +84,7 @@
           <w:color w:val="000000"/>
           <w:sz w:val="22"/>
         </w:rPr>
-        <w:t>Ушул ийгиликтердин аркасында 1902-жылдан бүгүнкү күнгө чейин сан жеткис Mercedes автомобилдери чыгарылды.</w:t>
+        <w:t>Ушул ийгиликтердин аркасында 1902-жылдан бүгүнкү күнгө чейин сан жеткис Мерседес автомобилдери чыгарылды.</w:t>
       </w:r>
     </w:p>
     <w:p>
@@ -98,7 +98,7 @@
           <w:color w:val="000000"/>
           <w:sz w:val="22"/>
         </w:rPr>
-        <w:t>Атанын кызына болгон сүйүүсү Mercedes деген атты дүйнөдөгү эң ири автомобиль өндүрүүчүлөрдүн биринин брендине айлантты.</w:t>
+        <w:t>Атанын кызына болгон сүйүүсү Мерседес деген атты дүйнөдөгү эң ири автомобиль өндүрүүчүлөрдүн биринин брендине айлантты.</w:t>
       </w:r>
     </w:p>
     <w:p>
@@ -140,7 +140,7 @@
           <w:color w:val="9A7417"/>
           <w:sz w:val="22"/>
         </w:rPr>
-        <w:t xml:space="preserve">Сабак: </w:t>
+        <w:t>Сабак: Сүйүү менен коюлган ат, сүйүү менен жасалган иш дүйнөнү өзгөртө алат. Атанын мээрими бир атты түбөлүккө калтырды.</w:t>
       </w:r>
       <w:r>
         <w:rPr>
@@ -150,7 +150,6 @@
           <w:color w:val="3F3826"/>
           <w:sz w:val="22"/>
         </w:rPr>
-        <w:t>Сүйүү менен коюлган ат, сүйүү менен жасалган иш дүйнөнү өзгөртө алат. Атанын мээрими бир атты түбөлүккө калтырды.</w:t>
       </w:r>
     </w:p>
     <w:p>
